--- a/downloads/student/Unit 06/Handout 06.09 - Station Card Black Bean Quesadillas.docx
+++ b/downloads/student/Unit 06/Handout 06.09 - Station Card Black Bean Quesadillas.docx
@@ -3234,7 +3234,7 @@
               <w:rPr>
                 <w:b/>
               </w:rPr>
-              <w:t xml:space="preserve">about $10.24</w:t>
+              <w:t xml:space="preserve">about $9.50</w:t>
             </w:r>
           </w:p>
         </w:tc>
@@ -3313,7 +3313,7 @@
               <w:rPr>
                 <w:b/>
               </w:rPr>
-              <w:t xml:space="preserve">about $15.31, under the cap</w:t>
+              <w:t xml:space="preserve">about $14.57, under the cap</w:t>
             </w:r>
           </w:p>
         </w:tc>
@@ -3710,7 +3710,7 @@
         <w:rPr>
           <w:b/>
         </w:rPr>
-        <w:t xml:space="preserve">Cost: about $13 per station.</w:t>
+        <w:t xml:space="preserve">Cost: about $15 per station.</w:t>
       </w:r>
       <w:r>
         <w:t xml:space="preserve"> </w:t>
